--- a/ApêndiceA-GestãodoProjeto/FalaCidade_BusinessCase_v2.docx
+++ b/ApêndiceA-GestãodoProjeto/FalaCidade_BusinessCase_v2.docx
@@ -325,7 +325,7 @@
     <w:sdt>
       <w:sdtPr>
         <w:rPr>
-          <w:rFonts w:ascii="Times New Roman" w:eastAsia="Times New Roman" w:hAnsi="Times New Roman" w:cs="Times New Roman"/>
+          <w:rFonts w:ascii="Arial" w:eastAsia="Times New Roman" w:hAnsi="Arial" w:cs="Arial"/>
           <w:color w:val="auto"/>
           <w:sz w:val="24"/>
           <w:szCs w:val="22"/>
@@ -5042,7 +5042,7 @@
   <w:docDefaults>
     <w:rPrDefault>
       <w:rPr>
-        <w:rFonts w:ascii="Times New Roman" w:eastAsia="Times New Roman" w:hAnsi="Times New Roman" w:cs="Times New Roman"/>
+        <w:rFonts w:ascii="Arial" w:eastAsia="Times New Roman" w:hAnsi="Arial" w:cs="Arial"/>
         <w:lang w:val="pt-BR" w:eastAsia="pt-BR" w:bidi="ar-SA"/>
       </w:rPr>
     </w:rPrDefault>
@@ -5839,7 +5839,7 @@
     <w:qFormat/>
     <w:rsid w:val="00961041"/>
     <w:rPr>
-      <w:rFonts w:ascii="Times New Roman" w:hAnsi="Times New Roman"/>
+      <w:rFonts w:ascii="Arial" w:hAnsi="Arial"/>
       <w:bCs/>
       <w:sz w:val="20"/>
     </w:rPr>
